--- a/templates/10_declaracao_residencia.docx
+++ b/templates/10_declaracao_residencia.docx
@@ -61,7 +61,7 @@
           <w:sz w:val="28"/>
           <w:szCs w:val="28"/>
         </w:rPr>
-        <w:t xml:space="preserve">{#bloco_mora_sozinho}DECLARO que resido no endereço {endereco.logradouro}, {endereco.numero}{endereco.complemento_formatado} – Bairro: {endereco.bairro} – {endereco.cidade} – {endereco.uf} – CEP: {endereco.cep}, em imóvel de {imovel.proprietario_nome}.{/bloco_mora_sozinho}</w:t>
+        <w:t xml:space="preserve">{#bloco_mora_sozinho}DECLARO que resido no endereço {endereco.logradouro}{endereco.numero_nro_formatado}{endereco.complemento_formatado} – Bairro: {endereco.bairro} – {endereco.cidade} – {endereco.uf} – CEP: {endereco.cep}, em imóvel de {imovel.proprietario_nome}.{/bloco_mora_sozinho}</w:t>
       </w:r>
     </w:p>
     <w:p>
@@ -75,7 +75,7 @@
           <w:sz w:val="28"/>
           <w:szCs w:val="28"/>
         </w:rPr>
-        <w:t xml:space="preserve">{#bloco_mora_com_dependentes}DECLARO que resido com {dependentes[0].nome_completo}, nascido(a) em {dependentes[0].data_nascimento} (CPF: {dependentes[0].cpf} e RG: {dependentes[0].rg}), no endereço {endereco.logradouro}, {endereco.numero}{endereco.complemento_formatado} – Bairro: {endereco.bairro} – {endereco.cidade} – {endereco.uf} – CEP: {endereco.cep}, em imóvel de {imovel.proprietario_nome}.{/bloco_mora_com_dependentes}</w:t>
+        <w:t xml:space="preserve">{#bloco_mora_com_dependentes}DECLARO que resido com {dependentes[0].nome_completo}, nascido(a) em {dependentes[0].data_nascimento} (CPF: {dependentes[0].cpf} e RG: {dependentes[0].rg}), no endereço {endereco.logradouro}{endereco.numero_nro_formatado}{endereco.complemento_formatado} – Bairro: {endereco.bairro} – {endereco.cidade} – {endereco.uf} – CEP: {endereco.cep}, em imóvel de {imovel.proprietario_nome}.{/bloco_mora_com_dependentes}</w:t>
       </w:r>
     </w:p>
     <w:p>
